--- a/Weekly Logs/-Group Timesheets/BHB - Week 16 hours.docx
+++ b/Weekly Logs/-Group Timesheets/BHB - Week 16 hours.docx
@@ -20,7 +20,7 @@
       <w:tr>
         <w:tc>
           <w:tcPr>
-            <w:tcW w:w="2052" w:type="dxa"/>
+            <w:tcW w:w="2022" w:type="dxa"/>
           </w:tcPr>
           <w:p>
             <w:pPr>
@@ -40,7 +40,7 @@
         </w:tc>
         <w:tc>
           <w:tcPr>
-            <w:tcW w:w="1276" w:type="dxa"/>
+            <w:tcW w:w="1219" w:type="dxa"/>
           </w:tcPr>
           <w:p>
             <w:pPr>
@@ -60,7 +60,7 @@
         </w:tc>
         <w:tc>
           <w:tcPr>
-            <w:tcW w:w="1201" w:type="dxa"/>
+            <w:tcW w:w="1166" w:type="dxa"/>
           </w:tcPr>
           <w:p>
             <w:pPr>
@@ -80,7 +80,7 @@
         </w:tc>
         <w:tc>
           <w:tcPr>
-            <w:tcW w:w="1142" w:type="dxa"/>
+            <w:tcW w:w="1101" w:type="dxa"/>
           </w:tcPr>
           <w:p>
             <w:pPr>
@@ -100,7 +100,7 @@
         </w:tc>
         <w:tc>
           <w:tcPr>
-            <w:tcW w:w="992" w:type="dxa"/>
+            <w:tcW w:w="1317" w:type="dxa"/>
           </w:tcPr>
           <w:p>
             <w:pPr>
@@ -120,7 +120,7 @@
         </w:tc>
         <w:tc>
           <w:tcPr>
-            <w:tcW w:w="2410" w:type="dxa"/>
+            <w:tcW w:w="2248" w:type="dxa"/>
           </w:tcPr>
           <w:p>
             <w:pPr>
@@ -142,7 +142,7 @@
       <w:tr>
         <w:tc>
           <w:tcPr>
-            <w:tcW w:w="2052" w:type="dxa"/>
+            <w:tcW w:w="2022" w:type="dxa"/>
           </w:tcPr>
           <w:p>
             <w:pPr>
@@ -162,31 +162,43 @@
         </w:tc>
         <w:tc>
           <w:tcPr>
-            <w:tcW w:w="1276" w:type="dxa"/>
-          </w:tcPr>
-          <w:p/>
-        </w:tc>
-        <w:tc>
-          <w:tcPr>
-            <w:tcW w:w="1201" w:type="dxa"/>
-          </w:tcPr>
-          <w:p/>
-        </w:tc>
-        <w:tc>
-          <w:tcPr>
-            <w:tcW w:w="1142" w:type="dxa"/>
-          </w:tcPr>
-          <w:p/>
-        </w:tc>
-        <w:tc>
-          <w:tcPr>
-            <w:tcW w:w="992" w:type="dxa"/>
-          </w:tcPr>
-          <w:p/>
-        </w:tc>
-        <w:tc>
-          <w:tcPr>
-            <w:tcW w:w="2410" w:type="dxa"/>
+            <w:tcW w:w="1219" w:type="dxa"/>
+          </w:tcPr>
+          <w:p>
+            <w:r>
+              <w:t>1</w:t>
+            </w:r>
+          </w:p>
+        </w:tc>
+        <w:tc>
+          <w:tcPr>
+            <w:tcW w:w="1166" w:type="dxa"/>
+          </w:tcPr>
+          <w:p/>
+        </w:tc>
+        <w:tc>
+          <w:tcPr>
+            <w:tcW w:w="1101" w:type="dxa"/>
+          </w:tcPr>
+          <w:p>
+            <w:r>
+              <w:t>2h 30m</w:t>
+            </w:r>
+          </w:p>
+        </w:tc>
+        <w:tc>
+          <w:tcPr>
+            <w:tcW w:w="1317" w:type="dxa"/>
+          </w:tcPr>
+          <w:p>
+            <w:r>
+              <w:t>3h 30m</w:t>
+            </w:r>
+          </w:p>
+        </w:tc>
+        <w:tc>
+          <w:tcPr>
+            <w:tcW w:w="2248" w:type="dxa"/>
           </w:tcPr>
           <w:p/>
         </w:tc>
@@ -194,7 +206,7 @@
       <w:tr>
         <w:tc>
           <w:tcPr>
-            <w:tcW w:w="2052" w:type="dxa"/>
+            <w:tcW w:w="2022" w:type="dxa"/>
           </w:tcPr>
           <w:p>
             <w:pPr>
@@ -214,31 +226,31 @@
         </w:tc>
         <w:tc>
           <w:tcPr>
-            <w:tcW w:w="1276" w:type="dxa"/>
-          </w:tcPr>
-          <w:p/>
-        </w:tc>
-        <w:tc>
-          <w:tcPr>
-            <w:tcW w:w="1201" w:type="dxa"/>
-          </w:tcPr>
-          <w:p/>
-        </w:tc>
-        <w:tc>
-          <w:tcPr>
-            <w:tcW w:w="1142" w:type="dxa"/>
-          </w:tcPr>
-          <w:p/>
-        </w:tc>
-        <w:tc>
-          <w:tcPr>
-            <w:tcW w:w="992" w:type="dxa"/>
-          </w:tcPr>
-          <w:p/>
-        </w:tc>
-        <w:tc>
-          <w:tcPr>
-            <w:tcW w:w="2410" w:type="dxa"/>
+            <w:tcW w:w="1219" w:type="dxa"/>
+          </w:tcPr>
+          <w:p/>
+        </w:tc>
+        <w:tc>
+          <w:tcPr>
+            <w:tcW w:w="1166" w:type="dxa"/>
+          </w:tcPr>
+          <w:p/>
+        </w:tc>
+        <w:tc>
+          <w:tcPr>
+            <w:tcW w:w="1101" w:type="dxa"/>
+          </w:tcPr>
+          <w:p/>
+        </w:tc>
+        <w:tc>
+          <w:tcPr>
+            <w:tcW w:w="1317" w:type="dxa"/>
+          </w:tcPr>
+          <w:p/>
+        </w:tc>
+        <w:tc>
+          <w:tcPr>
+            <w:tcW w:w="2248" w:type="dxa"/>
           </w:tcPr>
           <w:p/>
         </w:tc>
@@ -246,7 +258,7 @@
       <w:tr>
         <w:tc>
           <w:tcPr>
-            <w:tcW w:w="2052" w:type="dxa"/>
+            <w:tcW w:w="2022" w:type="dxa"/>
           </w:tcPr>
           <w:p>
             <w:pPr>
@@ -266,31 +278,43 @@
         </w:tc>
         <w:tc>
           <w:tcPr>
-            <w:tcW w:w="1276" w:type="dxa"/>
-          </w:tcPr>
-          <w:p/>
-        </w:tc>
-        <w:tc>
-          <w:tcPr>
-            <w:tcW w:w="1201" w:type="dxa"/>
-          </w:tcPr>
-          <w:p/>
-        </w:tc>
-        <w:tc>
-          <w:tcPr>
-            <w:tcW w:w="1142" w:type="dxa"/>
-          </w:tcPr>
-          <w:p/>
-        </w:tc>
-        <w:tc>
-          <w:tcPr>
-            <w:tcW w:w="992" w:type="dxa"/>
-          </w:tcPr>
-          <w:p/>
-        </w:tc>
-        <w:tc>
-          <w:tcPr>
-            <w:tcW w:w="2410" w:type="dxa"/>
+            <w:tcW w:w="1219" w:type="dxa"/>
+          </w:tcPr>
+          <w:p>
+            <w:r>
+              <w:t>1</w:t>
+            </w:r>
+          </w:p>
+        </w:tc>
+        <w:tc>
+          <w:tcPr>
+            <w:tcW w:w="1166" w:type="dxa"/>
+          </w:tcPr>
+          <w:p/>
+        </w:tc>
+        <w:tc>
+          <w:tcPr>
+            <w:tcW w:w="1101" w:type="dxa"/>
+          </w:tcPr>
+          <w:p>
+            <w:r>
+              <w:t>1</w:t>
+            </w:r>
+          </w:p>
+        </w:tc>
+        <w:tc>
+          <w:tcPr>
+            <w:tcW w:w="1317" w:type="dxa"/>
+          </w:tcPr>
+          <w:p>
+            <w:r>
+              <w:t>1</w:t>
+            </w:r>
+          </w:p>
+        </w:tc>
+        <w:tc>
+          <w:tcPr>
+            <w:tcW w:w="2248" w:type="dxa"/>
           </w:tcPr>
           <w:p/>
         </w:tc>
@@ -298,7 +322,7 @@
       <w:tr>
         <w:tc>
           <w:tcPr>
-            <w:tcW w:w="2052" w:type="dxa"/>
+            <w:tcW w:w="2022" w:type="dxa"/>
           </w:tcPr>
           <w:p>
             <w:pPr>
@@ -318,31 +342,31 @@
         </w:tc>
         <w:tc>
           <w:tcPr>
-            <w:tcW w:w="1276" w:type="dxa"/>
-          </w:tcPr>
-          <w:p/>
-        </w:tc>
-        <w:tc>
-          <w:tcPr>
-            <w:tcW w:w="1201" w:type="dxa"/>
-          </w:tcPr>
-          <w:p/>
-        </w:tc>
-        <w:tc>
-          <w:tcPr>
-            <w:tcW w:w="1142" w:type="dxa"/>
-          </w:tcPr>
-          <w:p/>
-        </w:tc>
-        <w:tc>
-          <w:tcPr>
-            <w:tcW w:w="992" w:type="dxa"/>
-          </w:tcPr>
-          <w:p/>
-        </w:tc>
-        <w:tc>
-          <w:tcPr>
-            <w:tcW w:w="2410" w:type="dxa"/>
+            <w:tcW w:w="1219" w:type="dxa"/>
+          </w:tcPr>
+          <w:p/>
+        </w:tc>
+        <w:tc>
+          <w:tcPr>
+            <w:tcW w:w="1166" w:type="dxa"/>
+          </w:tcPr>
+          <w:p/>
+        </w:tc>
+        <w:tc>
+          <w:tcPr>
+            <w:tcW w:w="1101" w:type="dxa"/>
+          </w:tcPr>
+          <w:p/>
+        </w:tc>
+        <w:tc>
+          <w:tcPr>
+            <w:tcW w:w="1317" w:type="dxa"/>
+          </w:tcPr>
+          <w:p/>
+        </w:tc>
+        <w:tc>
+          <w:tcPr>
+            <w:tcW w:w="2248" w:type="dxa"/>
           </w:tcPr>
           <w:p/>
         </w:tc>
@@ -350,7 +374,7 @@
       <w:tr>
         <w:tc>
           <w:tcPr>
-            <w:tcW w:w="2052" w:type="dxa"/>
+            <w:tcW w:w="2022" w:type="dxa"/>
           </w:tcPr>
           <w:p>
             <w:pPr>
@@ -370,31 +394,31 @@
         </w:tc>
         <w:tc>
           <w:tcPr>
-            <w:tcW w:w="1276" w:type="dxa"/>
-          </w:tcPr>
-          <w:p/>
-        </w:tc>
-        <w:tc>
-          <w:tcPr>
-            <w:tcW w:w="1201" w:type="dxa"/>
-          </w:tcPr>
-          <w:p/>
-        </w:tc>
-        <w:tc>
-          <w:tcPr>
-            <w:tcW w:w="1142" w:type="dxa"/>
-          </w:tcPr>
-          <w:p/>
-        </w:tc>
-        <w:tc>
-          <w:tcPr>
-            <w:tcW w:w="992" w:type="dxa"/>
-          </w:tcPr>
-          <w:p/>
-        </w:tc>
-        <w:tc>
-          <w:tcPr>
-            <w:tcW w:w="2410" w:type="dxa"/>
+            <w:tcW w:w="1219" w:type="dxa"/>
+          </w:tcPr>
+          <w:p/>
+        </w:tc>
+        <w:tc>
+          <w:tcPr>
+            <w:tcW w:w="1166" w:type="dxa"/>
+          </w:tcPr>
+          <w:p/>
+        </w:tc>
+        <w:tc>
+          <w:tcPr>
+            <w:tcW w:w="1101" w:type="dxa"/>
+          </w:tcPr>
+          <w:p/>
+        </w:tc>
+        <w:tc>
+          <w:tcPr>
+            <w:tcW w:w="1317" w:type="dxa"/>
+          </w:tcPr>
+          <w:p/>
+        </w:tc>
+        <w:tc>
+          <w:tcPr>
+            <w:tcW w:w="2248" w:type="dxa"/>
           </w:tcPr>
           <w:p/>
         </w:tc>
@@ -402,7 +426,7 @@
       <w:tr>
         <w:tc>
           <w:tcPr>
-            <w:tcW w:w="2052" w:type="dxa"/>
+            <w:tcW w:w="2022" w:type="dxa"/>
           </w:tcPr>
           <w:p>
             <w:pPr>
@@ -422,31 +446,31 @@
         </w:tc>
         <w:tc>
           <w:tcPr>
-            <w:tcW w:w="1276" w:type="dxa"/>
-          </w:tcPr>
-          <w:p/>
-        </w:tc>
-        <w:tc>
-          <w:tcPr>
-            <w:tcW w:w="1201" w:type="dxa"/>
-          </w:tcPr>
-          <w:p/>
-        </w:tc>
-        <w:tc>
-          <w:tcPr>
-            <w:tcW w:w="1142" w:type="dxa"/>
-          </w:tcPr>
-          <w:p/>
-        </w:tc>
-        <w:tc>
-          <w:tcPr>
-            <w:tcW w:w="992" w:type="dxa"/>
-          </w:tcPr>
-          <w:p/>
-        </w:tc>
-        <w:tc>
-          <w:tcPr>
-            <w:tcW w:w="2410" w:type="dxa"/>
+            <w:tcW w:w="1219" w:type="dxa"/>
+          </w:tcPr>
+          <w:p/>
+        </w:tc>
+        <w:tc>
+          <w:tcPr>
+            <w:tcW w:w="1166" w:type="dxa"/>
+          </w:tcPr>
+          <w:p/>
+        </w:tc>
+        <w:tc>
+          <w:tcPr>
+            <w:tcW w:w="1101" w:type="dxa"/>
+          </w:tcPr>
+          <w:p/>
+        </w:tc>
+        <w:tc>
+          <w:tcPr>
+            <w:tcW w:w="1317" w:type="dxa"/>
+          </w:tcPr>
+          <w:p/>
+        </w:tc>
+        <w:tc>
+          <w:tcPr>
+            <w:tcW w:w="2248" w:type="dxa"/>
           </w:tcPr>
           <w:p/>
         </w:tc>
@@ -454,7 +478,7 @@
       <w:tr>
         <w:tc>
           <w:tcPr>
-            <w:tcW w:w="2052" w:type="dxa"/>
+            <w:tcW w:w="2022" w:type="dxa"/>
           </w:tcPr>
           <w:p>
             <w:pPr>
@@ -474,31 +498,31 @@
         </w:tc>
         <w:tc>
           <w:tcPr>
-            <w:tcW w:w="1276" w:type="dxa"/>
-          </w:tcPr>
-          <w:p/>
-        </w:tc>
-        <w:tc>
-          <w:tcPr>
-            <w:tcW w:w="1201" w:type="dxa"/>
-          </w:tcPr>
-          <w:p/>
-        </w:tc>
-        <w:tc>
-          <w:tcPr>
-            <w:tcW w:w="1142" w:type="dxa"/>
-          </w:tcPr>
-          <w:p/>
-        </w:tc>
-        <w:tc>
-          <w:tcPr>
-            <w:tcW w:w="992" w:type="dxa"/>
-          </w:tcPr>
-          <w:p/>
-        </w:tc>
-        <w:tc>
-          <w:tcPr>
-            <w:tcW w:w="2410" w:type="dxa"/>
+            <w:tcW w:w="1219" w:type="dxa"/>
+          </w:tcPr>
+          <w:p/>
+        </w:tc>
+        <w:tc>
+          <w:tcPr>
+            <w:tcW w:w="1166" w:type="dxa"/>
+          </w:tcPr>
+          <w:p/>
+        </w:tc>
+        <w:tc>
+          <w:tcPr>
+            <w:tcW w:w="1101" w:type="dxa"/>
+          </w:tcPr>
+          <w:p/>
+        </w:tc>
+        <w:tc>
+          <w:tcPr>
+            <w:tcW w:w="1317" w:type="dxa"/>
+          </w:tcPr>
+          <w:p/>
+        </w:tc>
+        <w:tc>
+          <w:tcPr>
+            <w:tcW w:w="2248" w:type="dxa"/>
           </w:tcPr>
           <w:p/>
         </w:tc>
@@ -506,7 +530,7 @@
       <w:tr>
         <w:tc>
           <w:tcPr>
-            <w:tcW w:w="2052" w:type="dxa"/>
+            <w:tcW w:w="2022" w:type="dxa"/>
           </w:tcPr>
           <w:p>
             <w:pPr>
@@ -526,7 +550,17 @@
         </w:tc>
         <w:tc>
           <w:tcPr>
-            <w:tcW w:w="1276" w:type="dxa"/>
+            <w:tcW w:w="1219" w:type="dxa"/>
+          </w:tcPr>
+          <w:p>
+            <w:r>
+              <w:t>15h 15m</w:t>
+            </w:r>
+          </w:p>
+        </w:tc>
+        <w:tc>
+          <w:tcPr>
+            <w:tcW w:w="1166" w:type="dxa"/>
           </w:tcPr>
           <w:p>
             <w:r>
@@ -536,37 +570,33 @@
         </w:tc>
         <w:tc>
           <w:tcPr>
-            <w:tcW w:w="1201" w:type="dxa"/>
+            <w:tcW w:w="1101" w:type="dxa"/>
           </w:tcPr>
           <w:p>
             <w:r>
               <w:t>1</w:t>
             </w:r>
-          </w:p>
-        </w:tc>
-        <w:tc>
-          <w:tcPr>
-            <w:tcW w:w="1142" w:type="dxa"/>
+            <w:r>
+              <w:t>3h 30m</w:t>
+            </w:r>
+          </w:p>
+        </w:tc>
+        <w:tc>
+          <w:tcPr>
+            <w:tcW w:w="1317" w:type="dxa"/>
           </w:tcPr>
           <w:p>
             <w:r>
               <w:t>1</w:t>
             </w:r>
-          </w:p>
-        </w:tc>
-        <w:tc>
-          <w:tcPr>
-            <w:tcW w:w="992" w:type="dxa"/>
-          </w:tcPr>
-          <w:p>
-            <w:r>
-              <w:t>1</w:t>
-            </w:r>
-          </w:p>
-        </w:tc>
-        <w:tc>
-          <w:tcPr>
-            <w:tcW w:w="2410" w:type="dxa"/>
+            <w:r>
+              <w:t>4</w:t>
+            </w:r>
+          </w:p>
+        </w:tc>
+        <w:tc>
+          <w:tcPr>
+            <w:tcW w:w="2248" w:type="dxa"/>
           </w:tcPr>
           <w:p>
             <w:r>
@@ -578,7 +608,7 @@
       <w:tr>
         <w:tc>
           <w:tcPr>
-            <w:tcW w:w="2052" w:type="dxa"/>
+            <w:tcW w:w="2022" w:type="dxa"/>
           </w:tcPr>
           <w:p>
             <w:pPr>
@@ -598,31 +628,47 @@
         </w:tc>
         <w:tc>
           <w:tcPr>
-            <w:tcW w:w="1276" w:type="dxa"/>
-          </w:tcPr>
-          <w:p/>
-        </w:tc>
-        <w:tc>
-          <w:tcPr>
-            <w:tcW w:w="1201" w:type="dxa"/>
-          </w:tcPr>
-          <w:p/>
-        </w:tc>
-        <w:tc>
-          <w:tcPr>
-            <w:tcW w:w="1142" w:type="dxa"/>
-          </w:tcPr>
-          <w:p/>
-        </w:tc>
-        <w:tc>
-          <w:tcPr>
-            <w:tcW w:w="992" w:type="dxa"/>
-          </w:tcPr>
-          <w:p/>
-        </w:tc>
-        <w:tc>
-          <w:tcPr>
-            <w:tcW w:w="2410" w:type="dxa"/>
+            <w:tcW w:w="1219" w:type="dxa"/>
+          </w:tcPr>
+          <w:p>
+            <w:r>
+              <w:t>8</w:t>
+            </w:r>
+          </w:p>
+        </w:tc>
+        <w:tc>
+          <w:tcPr>
+            <w:tcW w:w="1166" w:type="dxa"/>
+          </w:tcPr>
+          <w:p>
+            <w:r>
+              <w:t>8</w:t>
+            </w:r>
+          </w:p>
+        </w:tc>
+        <w:tc>
+          <w:tcPr>
+            <w:tcW w:w="1101" w:type="dxa"/>
+          </w:tcPr>
+          <w:p>
+            <w:r>
+              <w:t>11</w:t>
+            </w:r>
+          </w:p>
+        </w:tc>
+        <w:tc>
+          <w:tcPr>
+            <w:tcW w:w="1317" w:type="dxa"/>
+          </w:tcPr>
+          <w:p>
+            <w:r>
+              <w:t>8</w:t>
+            </w:r>
+          </w:p>
+        </w:tc>
+        <w:tc>
+          <w:tcPr>
+            <w:tcW w:w="2248" w:type="dxa"/>
           </w:tcPr>
           <w:p/>
         </w:tc>
@@ -630,7 +676,7 @@
       <w:tr>
         <w:tc>
           <w:tcPr>
-            <w:tcW w:w="2052" w:type="dxa"/>
+            <w:tcW w:w="2022" w:type="dxa"/>
           </w:tcPr>
           <w:p>
             <w:pPr>
@@ -650,31 +696,43 @@
         </w:tc>
         <w:tc>
           <w:tcPr>
-            <w:tcW w:w="1276" w:type="dxa"/>
-          </w:tcPr>
-          <w:p/>
-        </w:tc>
-        <w:tc>
-          <w:tcPr>
-            <w:tcW w:w="1201" w:type="dxa"/>
-          </w:tcPr>
-          <w:p/>
-        </w:tc>
-        <w:tc>
-          <w:tcPr>
-            <w:tcW w:w="1142" w:type="dxa"/>
-          </w:tcPr>
-          <w:p/>
-        </w:tc>
-        <w:tc>
-          <w:tcPr>
-            <w:tcW w:w="992" w:type="dxa"/>
-          </w:tcPr>
-          <w:p/>
-        </w:tc>
-        <w:tc>
-          <w:tcPr>
-            <w:tcW w:w="2410" w:type="dxa"/>
+            <w:tcW w:w="1219" w:type="dxa"/>
+          </w:tcPr>
+          <w:p>
+            <w:r>
+              <w:t>25h 15m</w:t>
+            </w:r>
+          </w:p>
+        </w:tc>
+        <w:tc>
+          <w:tcPr>
+            <w:tcW w:w="1166" w:type="dxa"/>
+          </w:tcPr>
+          <w:p/>
+        </w:tc>
+        <w:tc>
+          <w:tcPr>
+            <w:tcW w:w="1101" w:type="dxa"/>
+          </w:tcPr>
+          <w:p>
+            <w:r>
+              <w:t>28</w:t>
+            </w:r>
+          </w:p>
+        </w:tc>
+        <w:tc>
+          <w:tcPr>
+            <w:tcW w:w="1317" w:type="dxa"/>
+          </w:tcPr>
+          <w:p>
+            <w:r>
+              <w:t>26h 30m</w:t>
+            </w:r>
+          </w:p>
+        </w:tc>
+        <w:tc>
+          <w:tcPr>
+            <w:tcW w:w="2248" w:type="dxa"/>
           </w:tcPr>
           <w:p/>
         </w:tc>
@@ -682,44 +740,44 @@
       <w:tr>
         <w:tc>
           <w:tcPr>
-            <w:tcW w:w="2052" w:type="dxa"/>
-          </w:tcPr>
-          <w:p>
-            <w:pPr>
-              <w:rPr>
-                <w:b/>
-                <w:bCs/>
-              </w:rPr>
-            </w:pPr>
-          </w:p>
-        </w:tc>
-        <w:tc>
-          <w:tcPr>
-            <w:tcW w:w="1276" w:type="dxa"/>
-          </w:tcPr>
-          <w:p/>
-        </w:tc>
-        <w:tc>
-          <w:tcPr>
-            <w:tcW w:w="1201" w:type="dxa"/>
-          </w:tcPr>
-          <w:p/>
-        </w:tc>
-        <w:tc>
-          <w:tcPr>
-            <w:tcW w:w="1142" w:type="dxa"/>
-          </w:tcPr>
-          <w:p/>
-        </w:tc>
-        <w:tc>
-          <w:tcPr>
-            <w:tcW w:w="992" w:type="dxa"/>
-          </w:tcPr>
-          <w:p/>
-        </w:tc>
-        <w:tc>
-          <w:tcPr>
-            <w:tcW w:w="2410" w:type="dxa"/>
+            <w:tcW w:w="2022" w:type="dxa"/>
+          </w:tcPr>
+          <w:p>
+            <w:pPr>
+              <w:rPr>
+                <w:b/>
+                <w:bCs/>
+              </w:rPr>
+            </w:pPr>
+          </w:p>
+        </w:tc>
+        <w:tc>
+          <w:tcPr>
+            <w:tcW w:w="1219" w:type="dxa"/>
+          </w:tcPr>
+          <w:p/>
+        </w:tc>
+        <w:tc>
+          <w:tcPr>
+            <w:tcW w:w="1166" w:type="dxa"/>
+          </w:tcPr>
+          <w:p/>
+        </w:tc>
+        <w:tc>
+          <w:tcPr>
+            <w:tcW w:w="1101" w:type="dxa"/>
+          </w:tcPr>
+          <w:p/>
+        </w:tc>
+        <w:tc>
+          <w:tcPr>
+            <w:tcW w:w="1317" w:type="dxa"/>
+          </w:tcPr>
+          <w:p/>
+        </w:tc>
+        <w:tc>
+          <w:tcPr>
+            <w:tcW w:w="2248" w:type="dxa"/>
           </w:tcPr>
           <w:p/>
         </w:tc>
@@ -727,7 +785,7 @@
       <w:tr>
         <w:tc>
           <w:tcPr>
-            <w:tcW w:w="2052" w:type="dxa"/>
+            <w:tcW w:w="2022" w:type="dxa"/>
           </w:tcPr>
           <w:p>
             <w:pPr>
@@ -747,31 +805,47 @@
         </w:tc>
         <w:tc>
           <w:tcPr>
-            <w:tcW w:w="1276" w:type="dxa"/>
-          </w:tcPr>
-          <w:p/>
-        </w:tc>
-        <w:tc>
-          <w:tcPr>
-            <w:tcW w:w="1201" w:type="dxa"/>
-          </w:tcPr>
-          <w:p/>
-        </w:tc>
-        <w:tc>
-          <w:tcPr>
-            <w:tcW w:w="1142" w:type="dxa"/>
-          </w:tcPr>
-          <w:p/>
-        </w:tc>
-        <w:tc>
-          <w:tcPr>
-            <w:tcW w:w="992" w:type="dxa"/>
-          </w:tcPr>
-          <w:p/>
-        </w:tc>
-        <w:tc>
-          <w:tcPr>
-            <w:tcW w:w="2410" w:type="dxa"/>
+            <w:tcW w:w="1219" w:type="dxa"/>
+          </w:tcPr>
+          <w:p>
+            <w:r>
+              <w:t>431h 15m</w:t>
+            </w:r>
+          </w:p>
+        </w:tc>
+        <w:tc>
+          <w:tcPr>
+            <w:tcW w:w="1166" w:type="dxa"/>
+          </w:tcPr>
+          <w:p/>
+        </w:tc>
+        <w:tc>
+          <w:tcPr>
+            <w:tcW w:w="1101" w:type="dxa"/>
+          </w:tcPr>
+          <w:p>
+            <w:r>
+              <w:t>408h 30m</w:t>
+            </w:r>
+          </w:p>
+        </w:tc>
+        <w:tc>
+          <w:tcPr>
+            <w:tcW w:w="1317" w:type="dxa"/>
+          </w:tcPr>
+          <w:p>
+            <w:r>
+              <w:rPr>
+                <w:rFonts w:cs="Arial"/>
+                <w:color w:val="000000"/>
+              </w:rPr>
+              <w:t>410h 15m</w:t>
+            </w:r>
+          </w:p>
+        </w:tc>
+        <w:tc>
+          <w:tcPr>
+            <w:tcW w:w="2248" w:type="dxa"/>
           </w:tcPr>
           <w:p/>
         </w:tc>
@@ -967,21 +1041,7 @@
               <w:rPr>
                 <w:bCs/>
               </w:rPr>
-              <w:t>0920 Can talk about how we used Kanban but then stopped. We use the spreadsheet now (make sure to show). Reflection/Analysis is the key point in level 7. Don’t linger on stuff that didn’t work, just gloss over it and say what we learned from it. Mention skills we learned from different papers (</w:t>
-            </w:r>
-            <w:proofErr w:type="spellStart"/>
-            <w:r>
-              <w:rPr>
-                <w:bCs/>
-              </w:rPr>
-              <w:t>proj</w:t>
-            </w:r>
-            <w:proofErr w:type="spellEnd"/>
-            <w:r>
-              <w:rPr>
-                <w:bCs/>
-              </w:rPr>
-              <w:t xml:space="preserve"> mgmt., IRDF, etc)</w:t>
+              <w:t>0920 Can talk about how we used Kanban but then stopped. We use the spreadsheet now (make sure to show). Reflection/Analysis is the key point in level 7. Don’t linger on stuff that didn’t work, just gloss over it and say what we learned from it. Mention skills we learned from different papers (proj mgmt., IRDF, etc)</w:t>
             </w:r>
           </w:p>
           <w:p>
@@ -1059,21 +1119,7 @@
               <w:rPr>
                 <w:bCs/>
               </w:rPr>
-              <w:t xml:space="preserve">0950 More </w:t>
-            </w:r>
-            <w:proofErr w:type="spellStart"/>
-            <w:r>
-              <w:rPr>
-                <w:bCs/>
-              </w:rPr>
-              <w:t>pentesting</w:t>
-            </w:r>
-            <w:proofErr w:type="spellEnd"/>
-            <w:r>
-              <w:rPr>
-                <w:bCs/>
-              </w:rPr>
-              <w:t>.</w:t>
+              <w:t>0950 More pentesting.</w:t>
             </w:r>
           </w:p>
           <w:p>
@@ -1749,7 +1795,6 @@
   <w:style w:type="character" w:default="1" w:styleId="DefaultParagraphFont">
     <w:name w:val="Default Paragraph Font"/>
     <w:uiPriority w:val="1"/>
-    <w:semiHidden/>
     <w:unhideWhenUsed/>
   </w:style>
   <w:style w:type="table" w:default="1" w:styleId="TableNormal">

--- a/Weekly Logs/-Group Timesheets/BHB - Week 16 hours.docx
+++ b/Weekly Logs/-Group Timesheets/BHB - Week 16 hours.docx
@@ -174,7 +174,11 @@
           <w:tcPr>
             <w:tcW w:w="1166" w:type="dxa"/>
           </w:tcPr>
-          <w:p/>
+          <w:p>
+            <w:r>
+              <w:t>2h 30m</w:t>
+            </w:r>
+          </w:p>
         </w:tc>
         <w:tc>
           <w:tcPr>
@@ -290,7 +294,11 @@
           <w:tcPr>
             <w:tcW w:w="1166" w:type="dxa"/>
           </w:tcPr>
-          <w:p/>
+          <w:p>
+            <w:r>
+              <w:t>1</w:t>
+            </w:r>
+          </w:p>
         </w:tc>
         <w:tc>
           <w:tcPr>
@@ -316,7 +324,11 @@
           <w:tcPr>
             <w:tcW w:w="2248" w:type="dxa"/>
           </w:tcPr>
-          <w:p/>
+          <w:p>
+            <w:r>
+              <w:t>4</w:t>
+            </w:r>
+          </w:p>
         </w:tc>
       </w:tr>
       <w:tr>
@@ -1041,7 +1053,21 @@
               <w:rPr>
                 <w:bCs/>
               </w:rPr>
-              <w:t>0920 Can talk about how we used Kanban but then stopped. We use the spreadsheet now (make sure to show). Reflection/Analysis is the key point in level 7. Don’t linger on stuff that didn’t work, just gloss over it and say what we learned from it. Mention skills we learned from different papers (proj mgmt., IRDF, etc)</w:t>
+              <w:t>0920 Can talk about how we used Kanban but then stopped. We use the spreadsheet now (make sure to show). Reflection/Analysis is the key point in level 7. Don’t linger on stuff that didn’t work, just gloss over it and say what we learned from it. Mention skills we learned from different papers (</w:t>
+            </w:r>
+            <w:proofErr w:type="spellStart"/>
+            <w:r>
+              <w:rPr>
+                <w:bCs/>
+              </w:rPr>
+              <w:t>proj</w:t>
+            </w:r>
+            <w:proofErr w:type="spellEnd"/>
+            <w:r>
+              <w:rPr>
+                <w:bCs/>
+              </w:rPr>
+              <w:t xml:space="preserve"> mgmt., IRDF, etc)</w:t>
             </w:r>
           </w:p>
           <w:p>
@@ -1119,7 +1145,21 @@
               <w:rPr>
                 <w:bCs/>
               </w:rPr>
-              <w:t>0950 More pentesting.</w:t>
+              <w:t xml:space="preserve">0950 More </w:t>
+            </w:r>
+            <w:proofErr w:type="spellStart"/>
+            <w:r>
+              <w:rPr>
+                <w:bCs/>
+              </w:rPr>
+              <w:t>pentesting</w:t>
+            </w:r>
+            <w:proofErr w:type="spellEnd"/>
+            <w:r>
+              <w:rPr>
+                <w:bCs/>
+              </w:rPr>
+              <w:t>.</w:t>
             </w:r>
           </w:p>
           <w:p>

--- a/Weekly Logs/-Group Timesheets/BHB - Week 16 hours.docx
+++ b/Weekly Logs/-Group Timesheets/BHB - Week 16 hours.docx
@@ -176,22 +176,25 @@
           </w:tcPr>
           <w:p>
             <w:r>
+              <w:t>3</w:t>
+            </w:r>
+            <w:r>
+              <w:t>h 30m</w:t>
+            </w:r>
+          </w:p>
+        </w:tc>
+        <w:tc>
+          <w:tcPr>
+            <w:tcW w:w="1101" w:type="dxa"/>
+          </w:tcPr>
+          <w:p>
+            <w:r>
               <w:t>2h 30m</w:t>
             </w:r>
           </w:p>
         </w:tc>
         <w:tc>
           <w:tcPr>
-            <w:tcW w:w="1101" w:type="dxa"/>
-          </w:tcPr>
-          <w:p>
-            <w:r>
-              <w:t>2h 30m</w:t>
-            </w:r>
-          </w:p>
-        </w:tc>
-        <w:tc>
-          <w:tcPr>
             <w:tcW w:w="1317" w:type="dxa"/>
           </w:tcPr>
           <w:p>
@@ -204,7 +207,11 @@
           <w:tcPr>
             <w:tcW w:w="2248" w:type="dxa"/>
           </w:tcPr>
-          <w:p/>
+          <w:p>
+            <w:r>
+              <w:t>10h 30m</w:t>
+            </w:r>
+          </w:p>
         </w:tc>
       </w:tr>
       <w:tr>
@@ -576,32 +583,32 @@
           </w:tcPr>
           <w:p>
             <w:r>
+              <w:t>8</w:t>
+            </w:r>
+          </w:p>
+        </w:tc>
+        <w:tc>
+          <w:tcPr>
+            <w:tcW w:w="1101" w:type="dxa"/>
+          </w:tcPr>
+          <w:p>
+            <w:r>
               <w:t>1</w:t>
             </w:r>
-          </w:p>
-        </w:tc>
-        <w:tc>
-          <w:tcPr>
-            <w:tcW w:w="1101" w:type="dxa"/>
+            <w:r>
+              <w:t>3h 30m</w:t>
+            </w:r>
+          </w:p>
+        </w:tc>
+        <w:tc>
+          <w:tcPr>
+            <w:tcW w:w="1317" w:type="dxa"/>
           </w:tcPr>
           <w:p>
             <w:r>
               <w:t>1</w:t>
             </w:r>
             <w:r>
-              <w:t>3h 30m</w:t>
-            </w:r>
-          </w:p>
-        </w:tc>
-        <w:tc>
-          <w:tcPr>
-            <w:tcW w:w="1317" w:type="dxa"/>
-          </w:tcPr>
-          <w:p>
-            <w:r>
-              <w:t>1</w:t>
-            </w:r>
-            <w:r>
               <w:t>4</w:t>
             </w:r>
           </w:p>
@@ -612,7 +619,7 @@
           </w:tcPr>
           <w:p>
             <w:r>
-              <w:t>4</w:t>
+              <w:t>50h 45m</w:t>
             </w:r>
           </w:p>
         </w:tc>
@@ -652,6 +659,22 @@
           <w:tcPr>
             <w:tcW w:w="1166" w:type="dxa"/>
           </w:tcPr>
+          <w:p/>
+        </w:tc>
+        <w:tc>
+          <w:tcPr>
+            <w:tcW w:w="1101" w:type="dxa"/>
+          </w:tcPr>
+          <w:p>
+            <w:r>
+              <w:t>11</w:t>
+            </w:r>
+          </w:p>
+        </w:tc>
+        <w:tc>
+          <w:tcPr>
+            <w:tcW w:w="1317" w:type="dxa"/>
+          </w:tcPr>
           <w:p>
             <w:r>
               <w:t>8</w:t>
@@ -660,29 +683,13 @@
         </w:tc>
         <w:tc>
           <w:tcPr>
-            <w:tcW w:w="1101" w:type="dxa"/>
-          </w:tcPr>
-          <w:p>
-            <w:r>
-              <w:t>11</w:t>
-            </w:r>
-          </w:p>
-        </w:tc>
-        <w:tc>
-          <w:tcPr>
-            <w:tcW w:w="1317" w:type="dxa"/>
-          </w:tcPr>
-          <w:p>
-            <w:r>
-              <w:t>8</w:t>
-            </w:r>
-          </w:p>
-        </w:tc>
-        <w:tc>
-          <w:tcPr>
             <w:tcW w:w="2248" w:type="dxa"/>
           </w:tcPr>
-          <w:p/>
+          <w:p>
+            <w:r>
+              <w:t>27</w:t>
+            </w:r>
+          </w:p>
         </w:tc>
       </w:tr>
       <w:tr>
@@ -720,7 +727,11 @@
           <w:tcPr>
             <w:tcW w:w="1166" w:type="dxa"/>
           </w:tcPr>
-          <w:p/>
+          <w:p>
+            <w:r>
+              <w:t>12h 30m</w:t>
+            </w:r>
+          </w:p>
         </w:tc>
         <w:tc>
           <w:tcPr>
@@ -746,7 +757,11 @@
           <w:tcPr>
             <w:tcW w:w="2248" w:type="dxa"/>
           </w:tcPr>
-          <w:p/>
+          <w:p>
+            <w:r>
+              <w:t>92h 15m</w:t>
+            </w:r>
+          </w:p>
         </w:tc>
       </w:tr>
       <w:tr>
@@ -829,7 +844,11 @@
           <w:tcPr>
             <w:tcW w:w="1166" w:type="dxa"/>
           </w:tcPr>
-          <w:p/>
+          <w:p>
+            <w:r>
+              <w:t>348h 30m</w:t>
+            </w:r>
+          </w:p>
         </w:tc>
         <w:tc>
           <w:tcPr>
@@ -865,12 +884,50 @@
     </w:tbl>
     <w:p/>
     <w:p>
+      <w:pPr>
+        <w:rPr>
+          <w:b/>
+          <w:bCs/>
+        </w:rPr>
+      </w:pPr>
       <w:r>
         <w:rPr>
           <w:b/>
           <w:bCs/>
         </w:rPr>
         <w:t>Team meetings:</w:t>
+      </w:r>
+    </w:p>
+    <w:p>
+      <w:pPr>
+        <w:rPr>
+          <w:lang w:val="en-NZ"/>
+        </w:rPr>
+      </w:pPr>
+      <w:r>
+        <w:rPr>
+          <w:lang w:val="en-NZ"/>
+        </w:rPr>
+        <w:t>Monday</w:t>
+      </w:r>
+      <w:r>
+        <w:rPr>
+          <w:lang w:val="en-NZ"/>
+        </w:rPr>
+        <w:t xml:space="preserve"> 10-12:30: Auditing logs, collating logs into group timesheet, progress check on all the documents due this week</w:t>
+      </w:r>
+    </w:p>
+    <w:p>
+      <w:pPr>
+        <w:rPr>
+          <w:lang w:val="en-NZ"/>
+        </w:rPr>
+      </w:pPr>
+      <w:r>
+        <w:rPr>
+          <w:lang w:val="en-NZ"/>
+        </w:rPr>
+        <w:t>Tuesday 10-11: Team meeting where we discussed work needed. Looked at the poster, the team decided the new colour scheme was bad, so we picked new colours. Also decided that we needed some new graphs that included the setup time for the LLM scripts.</w:t>
       </w:r>
     </w:p>
     <w:p>
@@ -889,12 +946,31 @@
       </w:r>
     </w:p>
     <w:p>
+      <w:pPr>
+        <w:rPr>
+          <w:b/>
+          <w:bCs/>
+        </w:rPr>
+      </w:pPr>
       <w:r>
         <w:rPr>
           <w:b/>
           <w:bCs/>
         </w:rPr>
         <w:t>Advisor meetings:</w:t>
+      </w:r>
+    </w:p>
+    <w:p>
+      <w:pPr>
+        <w:rPr>
+          <w:lang w:val="en-NZ"/>
+        </w:rPr>
+      </w:pPr>
+      <w:r>
+        <w:rPr>
+          <w:lang w:val="en-NZ"/>
+        </w:rPr>
+        <w:t>Tuesday 9-10: Bryce meeting</w:t>
       </w:r>
     </w:p>
     <w:p>
@@ -921,6 +997,50 @@
       </w:r>
       <w:r>
         <w:t>1 hour each for individual logs.</w:t>
+      </w:r>
+    </w:p>
+    <w:p>
+      <w:pPr>
+        <w:rPr>
+          <w:b/>
+          <w:bCs/>
+        </w:rPr>
+      </w:pPr>
+      <w:r>
+        <w:rPr>
+          <w:b/>
+          <w:bCs/>
+        </w:rPr>
+        <w:t>Other:</w:t>
+      </w:r>
+    </w:p>
+    <w:p>
+      <w:pPr>
+        <w:tabs>
+          <w:tab w:val="left" w:pos="5978"/>
+        </w:tabs>
+        <w:rPr>
+          <w:lang w:val="en-NZ"/>
+        </w:rPr>
+      </w:pPr>
+      <w:r>
+        <w:rPr>
+          <w:lang w:val="en-NZ"/>
+        </w:rPr>
+        <w:lastRenderedPageBreak/>
+        <w:t>Six hours of p</w:t>
+      </w:r>
+      <w:r>
+        <w:rPr>
+          <w:lang w:val="en-NZ"/>
+        </w:rPr>
+        <w:t>anel</w:t>
+      </w:r>
+      <w:r>
+        <w:rPr>
+          <w:lang w:val="en-NZ"/>
+        </w:rPr>
+        <w:t xml:space="preserve"> prep, and two hours of actual panel presentation.</w:t>
       </w:r>
     </w:p>
     <w:p>
@@ -1039,7 +1159,6 @@
               <w:rPr>
                 <w:bCs/>
               </w:rPr>
-              <w:lastRenderedPageBreak/>
               <w:t>0915 Going through the Panel marking scheme</w:t>
             </w:r>
           </w:p>
